--- a/WP.docx
+++ b/WP.docx
@@ -10,15 +10,67 @@
           <w:lang w:val="en-US"/>
         </w:rPr>
       </w:pPr>
+      <w:proofErr w:type="spellStart"/>
       <w:r>
         <w:rPr>
           <w:color w:val="4F81BD" w:themeColor="accent1"/>
           <w:lang w:val="en-US"/>
         </w:rPr>
-        <w:t>Master ++</w:t>
-      </w:r>
+        <w:t>Addd</w:t>
+      </w:r>
+      <w:proofErr w:type="spellEnd"/>
+      <w:r>
+        <w:rPr>
+          <w:color w:val="4F81BD" w:themeColor="accent1"/>
+          <w:lang w:val="en-US"/>
+        </w:rPr>
+        <w:t xml:space="preserve"> new </w:t>
+      </w:r>
+      <w:proofErr w:type="spellStart"/>
+      <w:r>
+        <w:rPr>
+          <w:color w:val="4F81BD" w:themeColor="accent1"/>
+          <w:lang w:val="en-US"/>
+        </w:rPr>
+        <w:t>letteres</w:t>
+      </w:r>
+      <w:proofErr w:type="spellEnd"/>
+    </w:p>
+    <w:p>
+      <w:pPr>
+        <w:ind w:left="2214" w:hanging="360"/>
+        <w:rPr>
+          <w:color w:val="4F81BD" w:themeColor="accent1"/>
+          <w:lang w:val="en-US"/>
+        </w:rPr>
+      </w:pPr>
       <w:bookmarkStart w:id="0" w:name="_GoBack"/>
       <w:bookmarkEnd w:id="0"/>
+    </w:p>
+    <w:p>
+      <w:pPr>
+        <w:ind w:left="2214" w:hanging="360"/>
+        <w:rPr>
+          <w:color w:val="4F81BD" w:themeColor="accent1"/>
+          <w:lang w:val="en-US"/>
+        </w:rPr>
+      </w:pPr>
+    </w:p>
+    <w:p>
+      <w:pPr>
+        <w:ind w:left="2214" w:hanging="360"/>
+        <w:rPr>
+          <w:color w:val="4F81BD" w:themeColor="accent1"/>
+          <w:lang w:val="en-US"/>
+        </w:rPr>
+      </w:pPr>
+      <w:r>
+        <w:rPr>
+          <w:color w:val="4F81BD" w:themeColor="accent1"/>
+          <w:lang w:val="en-US"/>
+        </w:rPr>
+        <w:t>Master ++</w:t>
+      </w:r>
     </w:p>
     <w:p>
       <w:pPr>
@@ -1037,7 +1089,7 @@
     <w:lsdException w:name="Table Web 2" w:semiHidden="1" w:unhideWhenUsed="1"/>
     <w:lsdException w:name="Table Web 3" w:semiHidden="1" w:unhideWhenUsed="1"/>
     <w:lsdException w:name="Balloon Text" w:semiHidden="1" w:unhideWhenUsed="1"/>
-    <w:lsdException w:name="Table Grid" w:semiHidden="1" w:uiPriority="59" w:unhideWhenUsed="1"/>
+    <w:lsdException w:name="Table Grid" w:uiPriority="59"/>
     <w:lsdException w:name="Table Theme" w:semiHidden="1" w:unhideWhenUsed="1"/>
     <w:lsdException w:name="Placeholder Text" w:semiHidden="1"/>
     <w:lsdException w:name="No Spacing" w:uiPriority="1" w:qFormat="1"/>

--- a/WP.docx
+++ b/WP.docx
@@ -6,10 +6,46 @@
       <w:pPr>
         <w:ind w:left="2214" w:hanging="360"/>
         <w:rPr>
+          <w:color w:val="FF0000"/>
+          <w:lang w:val="en-US"/>
+        </w:rPr>
+      </w:pPr>
+      <w:bookmarkStart w:id="0" w:name="_GoBack"/>
+      <w:proofErr w:type="spellStart"/>
+      <w:r>
+        <w:rPr>
+          <w:color w:val="FF0000"/>
+          <w:lang w:val="en-US"/>
+        </w:rPr>
+        <w:t>Addd</w:t>
+      </w:r>
+      <w:proofErr w:type="spellEnd"/>
+      <w:r>
+        <w:rPr>
+          <w:color w:val="FF0000"/>
+          <w:lang w:val="en-US"/>
+        </w:rPr>
+        <w:t xml:space="preserve"> for master</w:t>
+      </w:r>
+    </w:p>
+    <w:bookmarkEnd w:id="0"/>
+    <w:p>
+      <w:pPr>
+        <w:ind w:left="2214" w:hanging="360"/>
+        <w:rPr>
           <w:color w:val="4F81BD" w:themeColor="accent1"/>
           <w:lang w:val="en-US"/>
         </w:rPr>
       </w:pPr>
+    </w:p>
+    <w:p>
+      <w:pPr>
+        <w:ind w:left="2214" w:hanging="360"/>
+        <w:rPr>
+          <w:color w:val="4F81BD" w:themeColor="accent1"/>
+          <w:lang w:val="en-US"/>
+        </w:rPr>
+      </w:pPr>
       <w:proofErr w:type="spellStart"/>
       <w:r>
         <w:rPr>
@@ -44,8 +80,6 @@
           <w:lang w:val="en-US"/>
         </w:rPr>
       </w:pPr>
-      <w:bookmarkStart w:id="0" w:name="_GoBack"/>
-      <w:bookmarkEnd w:id="0"/>
     </w:p>
     <w:p>
       <w:pPr>
